--- a/technical_document/docx/03_maintenance/DOC-03-MNT-04_Apache_Fineract_CE_Patching_Maintenance_and_DB_Pruning.docx
+++ b/technical_document/docx/03_maintenance/DOC-03-MNT-04_Apache_Fineract_CE_Patching_Maintenance_and_DB_Pruning.docx
@@ -51,7 +51,7 @@
                 <w:color w:val="FFFFFF"/>
                 <w:sz w:val="34"/>
               </w:rPr>
-              <w:t>DOC-03-MNT-04: Apache Fineract CE 1.10/1.12 Patching, Maintenance &amp; Database Pruning Runbook</w:t>
+              <w:t>DOC-03-MNT-04: Apache Fineract CE (digest-pinned) Patching, Maintenance &amp; Database Pruning Runbook</w:t>
               <w:br/>
             </w:r>
             <w:r>
@@ -149,7 +149,7 @@
           <w:color w:val="003366"/>
           <w:sz w:val="29"/>
         </w:rPr>
-        <w:t>DOC-03-MNT-04: Apache Fineract CE 1.10/1.12 Patching, Maintenance &amp; Database Pruning Runbook</w:t>
+        <w:t>DOC-03-MNT-04: Apache Fineract CE (digest-pinned) Patching, Maintenance &amp; Database Pruning Runbook</w:t>
       </w:r>
     </w:p>
     <w:p>
@@ -1560,6 +1560,58 @@
           </w:p>
         </w:tc>
       </w:tr>
+      <w:tr>
+        <w:tc>
+          <w:tcPr>
+            <w:tcW w:type="dxa" w:w="1872"/>
+          </w:tcPr>
+          <w:p>
+            <w:r>
+              <w:t>3.1.0</w:t>
+            </w:r>
+          </w:p>
+        </w:tc>
+        <w:tc>
+          <w:tcPr>
+            <w:tcW w:type="dxa" w:w="1872"/>
+          </w:tcPr>
+          <w:p>
+            <w:r>
+              <w:t>October 2026</w:t>
+            </w:r>
+          </w:p>
+        </w:tc>
+        <w:tc>
+          <w:tcPr>
+            <w:tcW w:type="dxa" w:w="1872"/>
+          </w:tcPr>
+          <w:p>
+            <w:r>
+              <w:t>Independent Forensic Re-audit</w:t>
+            </w:r>
+          </w:p>
+        </w:tc>
+        <w:tc>
+          <w:tcPr>
+            <w:tcW w:type="dxa" w:w="1872"/>
+          </w:tcPr>
+          <w:p>
+            <w:r>
+              <w:t>Factual corrections per audit/docx_forensic_audit_2026-10-08.md</w:t>
+            </w:r>
+          </w:p>
+        </w:tc>
+        <w:tc>
+          <w:tcPr>
+            <w:tcW w:type="dxa" w:w="1872"/>
+          </w:tcPr>
+          <w:p>
+            <w:r>
+              <w:t>Applied</w:t>
+            </w:r>
+          </w:p>
+        </w:tc>
+      </w:tr>
     </w:tbl>
     <w:p>
       <w:pPr>
@@ -2017,12 +2069,12 @@
               <w:br/>
               <w:t>VACUUM (ANALYZE, VERBOSE) fineract_default.m_loan_transaction;</w:t>
               <w:br/>
-              <w:t>VACUUM (ANALYZE, VERBOSE) fineract_default.job_execution;</w:t>
+              <w:t>VACUUM (ANALYZE, VERBOSE) fineract_default.scheduled_job_details (verify vs Fineract CE Quartz schema);</w:t>
               <w:br/>
               <w:br/>
               <w:t>-- Purge stale batch execution logs older than 180 days</w:t>
               <w:br/>
-              <w:t xml:space="preserve">DELETE FROM fineract_default.job_execution </w:t>
+              <w:t xml:space="preserve">DELETE FROM fineract_default.scheduled_job_details (verify vs Fineract CE Quartz schema) </w:t>
               <w:br/>
               <w:t>WHERE start_time &lt; NOW() - INTERVAL '180 days';</w:t>
             </w:r>
@@ -2135,6 +2187,19 @@
           <w:sz w:val="16"/>
         </w:rPr>
         <w:t>Verified endpoint compatibility ensuring zero contract breakage during Fineract upgrades.</w:t>
+      </w:r>
+    </w:p>
+    <w:p>
+      <w:r>
+        <w:rPr>
+          <w:b/>
+        </w:rPr>
+        <w:t>Addendum — v3.1.0 corrections (Independent Forensic Re-audit, 8 October 2026)</w:t>
+      </w:r>
+    </w:p>
+    <w:p>
+      <w:r>
+        <w:t>Patching posture (v3.1.0): the deployment pins apache/fineract@fd01236df6 (immutable digest). Upstream latest stable line is 1.15.0 (1.16 in snapshot) as of October 2026; quarterly digest refresh applies security backports — note CVE-2026-56287 (SQL injection, client search API) when scheduling the next refresh. Update via FINERACT_IMAGE in deploy/compose/.env or the Helm values; run FineractContractTest after every refresh; back up the fineract_default schema first.</w:t>
       </w:r>
     </w:p>
     <w:sectPr>
